--- a/artigo/texto/secao_3x_desagregacao.docx
+++ b/artigo/texto/secao_3x_desagregacao.docx
@@ -381,7 +381,7 @@
               <w:rPr>
                 <w:sz w:val="16"/>
               </w:rPr>
-              <w:t xml:space="preserve">ONS (2026); EPE (2020); ANEEL (2026); IBGE (2026)</w:t>
+              <w:t xml:space="preserve">ONS ([2026]); EPE (2020); ANEEL ([2026]); IBGE (2026)</w:t>
             </w:r>
           </w:p>
         </w:tc>
@@ -715,7 +715,7 @@
               <w:rPr>
                 <w:sz w:val="16"/>
               </w:rPr>
-              <w:t xml:space="preserve">Idem no RB; latente no RS</w:t>
+              <w:t xml:space="preserve">Idem, com piso (Eq. 22), no RB; latente no RS</w:t>
             </w:r>
           </w:p>
         </w:tc>
@@ -773,7 +773,39 @@
               <w:rPr>
                 <w:sz w:val="16"/>
               </w:rPr>
-              <w:t xml:space="preserve">GWh × tarifa de Angra 1 e 2 no RB; zero no RS</w:t>
+              <w:t xml:space="preserve">Parcela de</w:t>
+            </w:r>
+            <w:r>
+              <w:rPr>
+                <w:sz w:val="16"/>
+              </w:rPr>
+              <w:t xml:space="preserve"> </w:t>
+            </w:r>
+            <m:oMath>
+              <m:sSub>
+                <m:e>
+                  <m:r>
+                    <m:t>E</m:t>
+                  </m:r>
+                </m:e>
+                <m:sub>
+                  <m:r>
+                    <m:t>r</m:t>
+                  </m:r>
+                </m:sub>
+              </m:sSub>
+            </m:oMath>
+            <w:r>
+              <w:rPr>
+                <w:sz w:val="16"/>
+              </w:rPr>
+              <w:t xml:space="preserve"> </w:t>
+            </w:r>
+            <w:r>
+              <w:rPr>
+                <w:sz w:val="16"/>
+              </w:rPr>
+              <w:t xml:space="preserve">(Eq. 20) por GWh × tarifa de Angra 1 e 2 (Eq. 21) no RB; zero no RS</w:t>
             </w:r>
           </w:p>
         </w:tc>
@@ -3079,7 +3111,7 @@
         <w:pStyle w:val="FirstParagraph"/>
       </w:pPr>
       <w:r>
-        <w:t xml:space="preserve">A geração do RS veio do ONS (2026); a do RB, do Brasil (EPE, 2020) menos o RS. Os preços são os dos leilões (ANEEL, 2026), corrigidos pelo IPCA para 2019 (IBGE, 2026), e, na nuclear, a tarifa de Angra 1 e 2 (ANEEL, 2018b) (HIPÓTESE: os preços relativos dos leilões representam os da matriz; preços iguais na Tabela A6). Nas térmicas, o VBP tem um piso dado pelo combustível comprado,</w:t>
+        <w:t xml:space="preserve">A geração do RS veio do ONS ([2026]); a do RB, do Brasil (EPE, 2020) menos o RS. Os preços são os dos leilões (ANEEL, [2026]), corrigidos pelo IPCA para 2019 (IBGE, 2026), e, na nuclear, a tarifa de Angra 1 e 2 (ANEEL, 2018b) (HIPÓTESE: os preços relativos dos leilões representam os da matriz; preços iguais na Tabela A6). Nas térmicas, o VBP tem um piso dado pelo combustível comprado,</w:t>
       </w:r>
       <w:r>
         <w:t xml:space="preserve"> </w:t>
@@ -3641,7 +3673,7 @@
         <w:t xml:space="preserve"> </w:t>
       </w:r>
       <w:r>
-        <w:t xml:space="preserve">(ONS, 2026), o que iguala a tarifa de uso da transmissão (TUST) por MWh das fontes de uma região:</w:t>
+        <w:t xml:space="preserve">(ONS, [2026]), o que iguala a tarifa de uso da transmissão (TUST) por MWh das fontes de uma região:</w:t>
       </w:r>
     </w:p>
     <w:p>
@@ -3924,7 +3956,7 @@
         <w:pStyle w:val="FirstParagraph"/>
       </w:pPr>
       <w:r>
-        <w:t xml:space="preserve">Fora do bloco, a geração e a transmissão não vendem: a energia elétrica sai da distribuição, e o gás canalizado vende na própria região, pelas vendas por segmento da Sulgás (Sulgás, 2020) no RS e pelo consumo por setor (EPE, 2020) no RB, até 0,90 das compras de S38 de cada comprador (HIPÓTESE); as linhas foram conciliadas por RAS (Lahr e de Mesnard, 2004). Nas colunas, os combustíveis vão à fonte correspondente: carvão mineral à geração a carvão; petróleo e gás natural à geração a gás natural e ao gás canalizado (Brasil, 2020); refino, no RB, aos derivados de petróleo; lenha e bagaço à biomassa. As importações do S38 vão à distribuição e, no RB, também à geração a gás e ao gás canalizado (Brasil, 2026). As remunerações seguem o CEMPRE (IBGE, 2021) entre geração, transmissão, distribuição e gás e, na geração, o VBP líquido do combustível (HIPÓTESE). Os demais insumos seguem o VBP, e o EOB fecha cada coluna. Para evitar EOB negativo, esses insumos e os impostos sobre produtos foram ajustados por RAS (Lahr e de Mesnard, 2004), preservando os totais de linha e a soma dos EOB de cada região, com (HIPÓTESE)</w:t>
+        <w:t xml:space="preserve">Fora do bloco, a geração e a transmissão não vendem: a energia elétrica sai da distribuição, e o gás canalizado vende na própria região, pelas vendas por segmento da Sulgás (Sulgás, 2020) no RS e pelo consumo por setor (EPE, 2020) no RB, até 0,90 das compras de S38 de cada comprador (HIPÓTESE); as linhas foram conciliadas por RAS (Lahr e de Mesnard, 2004). Nas colunas, os combustíveis vão à fonte correspondente: carvão mineral à geração a carvão; petróleo e gás natural à geração a gás natural e ao gás canalizado (Brasil, 2020); refino, no RB, aos derivados de petróleo; lenha e bagaço à biomassa. As importações do S38 vão à distribuição e, no RB, também à geração a gás e ao gás canalizado (Brasil, [2026]). As remunerações seguem o CEMPRE (IBGE, 2021) entre geração, transmissão, distribuição e gás e, na geração, o VBP líquido do combustível (HIPÓTESE). Os demais insumos seguem o VBP, e o EOB fecha cada coluna. Para evitar EOB negativo, esses insumos e os impostos sobre produtos foram ajustados por RAS (Lahr e de Mesnard, 2004), preservando os totais de linha e a soma dos EOB de cada região, com (HIPÓTESE)</w:t>
       </w:r>
     </w:p>
     <w:p>
@@ -4495,7 +4527,7 @@
         <w:t xml:space="preserve"> </w:t>
       </w:r>
       <w:r>
-        <w:t xml:space="preserve">no RS difere em 0,02% do S38 da base, compatível com um S38 da conta-satélite que inclua o refino e a produção de carvão mineral. É um indício, não uma confirmação: não há documentação da conta-satélite; no RB, a diferença é de −6,51%; das 679.856 combinações testadas no RS, 224 ficaram abaixo de 0,1%, contra cerca de 211 esperadas por acaso; e uma combinação concorrente põe o refino no setor de refino da base. Mantida a E1, calcularam-se duas sensibilidades (Tabela A6): a E3, só com os níveis do SEEG, sem preservar o total da base; e a E4, em que as emissões do refino, da exploração de petróleo e gás e da produção de carvão mineral saem do resíduo para esses setores da mesma região.</w:t>
+        <w:t xml:space="preserve">no RS difere em 0,02% do S38 da base, compatível com um S38 da conta-satélite que inclua o refino e a produção de carvão mineral. É um indício, não uma confirmação: não há documentação da conta-satélite; no RB, a diferença é de −6,51%; das 679.856 combinações testadas no RS, 224 ficaram abaixo de 0,1%, contra cerca de 211 esperadas por acaso; e uma combinação concorrente põe o refino no setor de refino da base. Mantida a E1, calcularam-se sensibilidades (Tabela A6): a E2, que reparte o total da base na proporção dos níveis do SEEG; a E3, só com os níveis do SEEG, sem preservar o total da base; e a E4, em que as emissões do refino, da exploração de petróleo e gás e da produção de carvão mineral saem do resíduo para esses setores da mesma região.</w:t>
       </w:r>
     </w:p>
     <w:p>
@@ -4912,7 +4944,7 @@
         </m:sSup>
       </m:oMath>
       <w:r>
-        <w:t xml:space="preserve">, não negativa e com diagonal maior ou igual a 1 (Tabela A8). Os cenários do artigo, na matriz original, reproduzem os valores publicados com diferença máxima de 0,005 t CO₂e (Painéis B das Tabelas 1, 3 e 4).</w:t>
+        <w:t xml:space="preserve">, não negativa e com diagonal maior ou igual a 1 (Tabela A8). Os cenários do artigo, rodados na matriz original, reproduzem os valores publicados: arredondados a uma casa decimal, são idênticos nos Painéis B das Tabelas 1, 3 e 4 (exceto a linha R4a da Tabela 4) e na Tabela A2.</w:t>
       </w:r>
     </w:p>
     <w:p>
@@ -5075,6 +5107,18 @@
               <m:type m:val="bar"/>
             </m:fPr>
             <m:num>
+              <m:r>
+                <m:rPr>
+                  <m:sty m:val="p"/>
+                </m:rPr>
+                <m:t>max</m:t>
+              </m:r>
+              <m:r>
+                <m:rPr>
+                  <m:sty m:val="p"/>
+                </m:rPr>
+                <m:t>(</m:t>
+              </m:r>
               <m:sSub>
                 <m:e>
                   <m:r>
@@ -5105,6 +5149,21 @@
                   </m:r>
                 </m:sub>
               </m:sSub>
+              <m:r>
+                <m:rPr>
+                  <m:sty m:val="p"/>
+                </m:rPr>
+                <m:t>,</m:t>
+              </m:r>
+              <m:r>
+                <m:t>0</m:t>
+              </m:r>
+              <m:r>
+                <m:rPr>
+                  <m:sty m:val="p"/>
+                </m:rPr>
+                <m:t>)</m:t>
+              </m:r>
             </m:num>
             <m:den>
               <m:nary>
@@ -5134,38 +5193,65 @@
                   </m:r>
                 </m:sup>
                 <m:e>
-                  <m:sSub>
-                    <m:e>
-                      <m:r>
-                        <m:t>y</m:t>
-                      </m:r>
-                    </m:e>
-                    <m:sub>
-                      <m:r>
-                        <m:rPr>
-                          <m:sty m:val="p"/>
-                        </m:rPr>
-                        <m:t>R</m:t>
-                      </m:r>
-                      <m:r>
-                        <m:rPr>
-                          <m:sty m:val="p"/>
-                        </m:rPr>
-                        <m:t>S</m:t>
-                      </m:r>
-                      <m:r>
-                        <m:rPr>
-                          <m:sty m:val="p"/>
-                        </m:rPr>
-                        <m:t>,</m:t>
-                      </m:r>
-                      <m:r>
-                        <m:t>l</m:t>
-                      </m:r>
-                    </m:sub>
-                  </m:sSub>
+                  <m:r>
+                    <m:rPr>
+                      <m:sty m:val="p"/>
+                    </m:rPr>
+                    <m:t>max</m:t>
+                  </m:r>
                 </m:e>
               </m:nary>
+              <m:r>
+                <m:rPr>
+                  <m:sty m:val="p"/>
+                </m:rPr>
+                <m:t>(</m:t>
+              </m:r>
+              <m:sSub>
+                <m:e>
+                  <m:r>
+                    <m:t>y</m:t>
+                  </m:r>
+                </m:e>
+                <m:sub>
+                  <m:r>
+                    <m:rPr>
+                      <m:sty m:val="p"/>
+                    </m:rPr>
+                    <m:t>R</m:t>
+                  </m:r>
+                  <m:r>
+                    <m:rPr>
+                      <m:sty m:val="p"/>
+                    </m:rPr>
+                    <m:t>S</m:t>
+                  </m:r>
+                  <m:r>
+                    <m:rPr>
+                      <m:sty m:val="p"/>
+                    </m:rPr>
+                    <m:t>,</m:t>
+                  </m:r>
+                  <m:r>
+                    <m:t>l</m:t>
+                  </m:r>
+                </m:sub>
+              </m:sSub>
+              <m:r>
+                <m:rPr>
+                  <m:sty m:val="p"/>
+                </m:rPr>
+                <m:t>,</m:t>
+              </m:r>
+              <m:r>
+                <m:t>0</m:t>
+              </m:r>
+              <m:r>
+                <m:rPr>
+                  <m:sty m:val="p"/>
+                </m:rPr>
+                <m:t>)</m:t>
+              </m:r>
             </m:den>
           </m:f>
           <m:r>

--- a/artigo/texto/secao_3x_desagregacao.docx
+++ b/artigo/texto/secao_3x_desagregacao.docx
@@ -4944,7 +4944,7 @@
         </m:sSup>
       </m:oMath>
       <w:r>
-        <w:t xml:space="preserve">, não negativa e com diagonal maior ou igual a 1 (Tabela A8). Os cenários do artigo, rodados na matriz original, reproduzem os valores publicados: arredondados a uma casa decimal, são idênticos nos Painéis B das Tabelas 1, 3 e 4 (exceto a linha R4a da Tabela 4) e na Tabela A2.</w:t>
+        <w:t xml:space="preserve">, não negativa e com diagonal maior ou igual a 1 (Tabela A8). Os cenários do artigo, rodados na matriz original, reproduzem os valores publicados: arredondados a uma casa decimal, são idênticos nos Painéis B das Tabelas 1, 3 e 4 e na Tabela A2, exceto a linha da cesta renovável energia/transporte-intensiva da Tabela 4 calculada com o vetor da Tabela A1.</w:t>
       </w:r>
     </w:p>
     <w:p>
